--- a/skills/skmch-ba-srs/templates/srs_template.docx
+++ b/skills/skmch-ba-srs/templates/srs_template.docx
@@ -25,7 +25,7 @@
           <w:color w:val="1F3A5F"/>
           <w:sz w:val="22"/>
         </w:rPr>
-        <w:t>Information Systems</w:t>
+        <w:t>Management Information Systems</w:t>
       </w:r>
     </w:p>
     <w:p>
@@ -48,9 +48,34 @@
         <w:rPr>
           <w:b/>
           <w:color w:val="1F3A5F"/>
-          <w:sz w:val="44"/>
+          <w:sz w:val="40"/>
         </w:rPr>
-        <w:t>Software Requirements Specification</w:t>
+        <w:t>SOFTWARE REQUIREMENTS SPECIFICATION</w:t>
+      </w:r>
+    </w:p>
+    <w:p>
+      <w:pPr>
+        <w:jc w:val="center"/>
+      </w:pPr>
+      <w:r>
+        <w:rPr>
+          <w:b w:val="0"/>
+          <w:color w:val="1F3A5F"/>
+          <w:sz w:val="22"/>
+        </w:rPr>
+        <w:t>MIS\REQM\DOC-SRS  |  Version 1.3</w:t>
+      </w:r>
+    </w:p>
+    <w:p>
+      <w:pPr>
+        <w:jc w:val="center"/>
+      </w:pPr>
+      <w:r>
+        <w:rPr>
+          <w:b w:val="0"/>
+          <w:color w:val="1F3A5F"/>
+          <w:sz w:val="22"/>
+        </w:rPr>
       </w:r>
     </w:p>
     <w:p>
@@ -66,7 +91,27 @@
         <w:t>{{TITLE}}</w:t>
       </w:r>
     </w:p>
-    <w:p/>
+    <w:p>
+      <w:pPr>
+        <w:jc w:val="center"/>
+      </w:pPr>
+      <w:r>
+        <w:rPr>
+          <w:b w:val="0"/>
+          <w:color w:val="1F3A5F"/>
+          <w:sz w:val="22"/>
+        </w:rPr>
+        <w:t>{{DOC_ID}}  –  version {{VERSION}}</w:t>
+      </w:r>
+    </w:p>
+    <w:p>
+      <w:pPr>
+        <w:pStyle w:val="Heading2"/>
+      </w:pPr>
+      <w:r>
+        <w:t>Document Information</w:t>
+      </w:r>
+    </w:p>
     <w:tbl>
       <w:tblPr>
         <w:tblStyle w:val="TableGrid"/>
@@ -87,7 +132,7 @@
               <w:rPr>
                 <w:b/>
               </w:rPr>
-              <w:t>Document ID</w:t>
+              <w:t>Category</w:t>
             </w:r>
           </w:p>
         </w:tc>
@@ -97,7 +142,10 @@
           </w:tcPr>
           <w:p>
             <w:r>
-              <w:t>{{DOC_ID}}</w:t>
+              <w:rPr>
+                <w:b/>
+              </w:rPr>
+              <w:t>Information</w:t>
             </w:r>
           </w:p>
         </w:tc>
@@ -112,7 +160,7 @@
               <w:rPr>
                 <w:b/>
               </w:rPr>
-              <w:t>Version</w:t>
+              <w:t>Document</w:t>
             </w:r>
           </w:p>
         </w:tc>
@@ -122,7 +170,32 @@
           </w:tcPr>
           <w:p>
             <w:r>
-              <w:t>{{VERSION}}</w:t>
+              <w:t>Software Requirements Specification</w:t>
+            </w:r>
+          </w:p>
+        </w:tc>
+      </w:tr>
+      <w:tr>
+        <w:tc>
+          <w:tcPr>
+            <w:tcW w:type="dxa" w:w="4320"/>
+          </w:tcPr>
+          <w:p>
+            <w:r>
+              <w:rPr>
+                <w:b/>
+              </w:rPr>
+              <w:t>Lead Author</w:t>
+            </w:r>
+          </w:p>
+        </w:tc>
+        <w:tc>
+          <w:tcPr>
+            <w:tcW w:type="dxa" w:w="4320"/>
+          </w:tcPr>
+          <w:p>
+            <w:r>
+              <w:t>{{AUTHOR}}</w:t>
             </w:r>
           </w:p>
         </w:tc>
@@ -162,7 +235,57 @@
               <w:rPr>
                 <w:b/>
               </w:rPr>
-              <w:t>Date</w:t>
+              <w:t>Reviewer</w:t>
+            </w:r>
+          </w:p>
+        </w:tc>
+        <w:tc>
+          <w:tcPr>
+            <w:tcW w:type="dxa" w:w="4320"/>
+          </w:tcPr>
+          <w:p>
+            <w:r>
+              <w:t>{{REVIEWER}}</w:t>
+            </w:r>
+          </w:p>
+        </w:tc>
+      </w:tr>
+      <w:tr>
+        <w:tc>
+          <w:tcPr>
+            <w:tcW w:type="dxa" w:w="4320"/>
+          </w:tcPr>
+          <w:p>
+            <w:r>
+              <w:rPr>
+                <w:b/>
+              </w:rPr>
+              <w:t>Approver(s)</w:t>
+            </w:r>
+          </w:p>
+        </w:tc>
+        <w:tc>
+          <w:tcPr>
+            <w:tcW w:type="dxa" w:w="4320"/>
+          </w:tcPr>
+          <w:p>
+            <w:r>
+              <w:t>{{APPROVER}}</w:t>
+            </w:r>
+          </w:p>
+        </w:tc>
+      </w:tr>
+      <w:tr>
+        <w:tc>
+          <w:tcPr>
+            <w:tcW w:type="dxa" w:w="4320"/>
+          </w:tcPr>
+          <w:p>
+            <w:r>
+              <w:rPr>
+                <w:b/>
+              </w:rPr>
+              <w:t>Issue Date</w:t>
             </w:r>
           </w:p>
         </w:tc>
@@ -187,7 +310,7 @@
               <w:rPr>
                 <w:b/>
               </w:rPr>
-              <w:t>Prepared by</w:t>
+              <w:t>Distribution</w:t>
             </w:r>
           </w:p>
         </w:tc>
@@ -197,7 +320,7 @@
           </w:tcPr>
           <w:p>
             <w:r>
-              <w:t>{{AUTHOR}}</w:t>
+              <w:t>{{DISTRIBUTION}}</w:t>
             </w:r>
           </w:p>
         </w:tc>
@@ -228,13 +351,12 @@
         </w:tc>
       </w:tr>
     </w:tbl>
-    <w:p/>
     <w:p>
       <w:pPr>
         <w:pStyle w:val="Heading2"/>
       </w:pPr>
       <w:r>
-        <w:t>Version History</w:t>
+        <w:t>Document Revision History</w:t>
       </w:r>
     </w:p>
     <w:tbl>
@@ -259,6 +381,19 @@
               <w:rPr>
                 <w:b/>
               </w:rPr>
+              <w:t>Author</w:t>
+            </w:r>
+          </w:p>
+        </w:tc>
+        <w:tc>
+          <w:tcPr>
+            <w:tcW w:type="dxa" w:w="2160"/>
+          </w:tcPr>
+          <w:p>
+            <w:r>
+              <w:rPr>
+                <w:b/>
+              </w:rPr>
               <w:t>Version</w:t>
             </w:r>
           </w:p>
@@ -272,7 +407,7 @@
               <w:rPr>
                 <w:b/>
               </w:rPr>
-              <w:t>Date</w:t>
+              <w:t>Description</w:t>
             </w:r>
           </w:p>
         </w:tc>
@@ -285,25 +420,22 @@
               <w:rPr>
                 <w:b/>
               </w:rPr>
-              <w:t>Author</w:t>
+              <w:t>Rationale of change</w:t>
             </w:r>
           </w:p>
         </w:tc>
+      </w:tr>
+      <w:tr>
         <w:tc>
           <w:tcPr>
             <w:tcW w:type="dxa" w:w="2160"/>
           </w:tcPr>
           <w:p>
             <w:r>
-              <w:rPr>
-                <w:b/>
-              </w:rPr>
-              <w:t>Change summary</w:t>
+              <w:t>{{AUTHOR}}</w:t>
             </w:r>
           </w:p>
         </w:tc>
-      </w:tr>
-      <w:tr>
         <w:tc>
           <w:tcPr>
             <w:tcW w:type="dxa" w:w="2160"/>
@@ -330,16 +462,6 @@
           </w:tcPr>
           <w:p>
             <w:r>
-              <w:t>{{AUTHOR}}</w:t>
-            </w:r>
-          </w:p>
-        </w:tc>
-        <w:tc>
-          <w:tcPr>
-            <w:tcW w:type="dxa" w:w="2160"/>
-          </w:tcPr>
-          <w:p>
-            <w:r>
               <w:t>{{CHANGE_SUMMARY}}</w:t>
             </w:r>
           </w:p>
@@ -351,7 +473,17 @@
         <w:pStyle w:val="Heading2"/>
       </w:pPr>
       <w:r>
-        <w:t>Approvals</w:t>
+        <w:t>Document Approval / Sign Off Sheet</w:t>
+      </w:r>
+    </w:p>
+    <w:p>
+      <w:r>
+        <w:t>I have reviewed the whole (related parts of) document.</w:t>
+      </w:r>
+    </w:p>
+    <w:p>
+      <w:r>
+        <w:t>I agree and approve all of the (related) contents of this document.</w:t>
       </w:r>
     </w:p>
     <w:tbl>
@@ -377,19 +509,6 @@
               <w:rPr>
                 <w:b/>
               </w:rPr>
-              <w:t>Role</w:t>
-            </w:r>
-          </w:p>
-        </w:tc>
-        <w:tc>
-          <w:tcPr>
-            <w:tcW w:type="dxa" w:w="1728"/>
-          </w:tcPr>
-          <w:p>
-            <w:r>
-              <w:rPr>
-                <w:b/>
-              </w:rPr>
               <w:t>Name</w:t>
             </w:r>
           </w:p>
@@ -403,7 +522,33 @@
               <w:rPr>
                 <w:b/>
               </w:rPr>
-              <w:t>Decision</w:t>
+              <w:t>Designation</w:t>
+            </w:r>
+          </w:p>
+        </w:tc>
+        <w:tc>
+          <w:tcPr>
+            <w:tcW w:type="dxa" w:w="1728"/>
+          </w:tcPr>
+          <w:p>
+            <w:r>
+              <w:rPr>
+                <w:b/>
+              </w:rPr>
+              <w:t>Department</w:t>
+            </w:r>
+          </w:p>
+        </w:tc>
+        <w:tc>
+          <w:tcPr>
+            <w:tcW w:type="dxa" w:w="1728"/>
+          </w:tcPr>
+          <w:p>
+            <w:r>
+              <w:rPr>
+                <w:b/>
+              </w:rPr>
+              <w:t>Date [dd/mmm/yy]</w:t>
             </w:r>
           </w:p>
         </w:tc>
@@ -420,16 +565,47 @@
             </w:r>
           </w:p>
         </w:tc>
+      </w:tr>
+      <w:tr>
+        <w:tc>
+          <w:tcPr>
+            <w:tcW w:type="dxa" w:w="1728"/>
+          </w:tcPr>
+          <w:p>
+            <w:r/>
+          </w:p>
+        </w:tc>
+        <w:tc>
+          <w:tcPr>
+            <w:tcW w:type="dxa" w:w="1728"/>
+          </w:tcPr>
+          <w:p>
+            <w:r/>
+          </w:p>
+        </w:tc>
+        <w:tc>
+          <w:tcPr>
+            <w:tcW w:type="dxa" w:w="1728"/>
+          </w:tcPr>
+          <w:p>
+            <w:r/>
+          </w:p>
+        </w:tc>
+        <w:tc>
+          <w:tcPr>
+            <w:tcW w:type="dxa" w:w="1728"/>
+          </w:tcPr>
+          <w:p>
+            <w:r/>
+          </w:p>
+        </w:tc>
         <w:tc>
           <w:tcPr>
             <w:tcW w:type="dxa" w:w="1728"/>
           </w:tcPr>
           <w:p>
             <w:r>
-              <w:rPr>
-                <w:b/>
-              </w:rPr>
-              <w:t>Date</w:t>
+              <w:t>______________</w:t>
             </w:r>
           </w:p>
         </w:tc>
@@ -440,106 +616,42 @@
             <w:tcW w:type="dxa" w:w="1728"/>
           </w:tcPr>
           <w:p>
-            <w:r>
-              <w:t>Business Analyst (author)</w:t>
-            </w:r>
+            <w:r/>
           </w:p>
         </w:tc>
         <w:tc>
           <w:tcPr>
             <w:tcW w:type="dxa" w:w="1728"/>
           </w:tcPr>
-          <w:p/>
+          <w:p>
+            <w:r/>
+          </w:p>
         </w:tc>
         <w:tc>
           <w:tcPr>
             <w:tcW w:type="dxa" w:w="1728"/>
           </w:tcPr>
-          <w:p/>
+          <w:p>
+            <w:r/>
+          </w:p>
         </w:tc>
         <w:tc>
           <w:tcPr>
             <w:tcW w:type="dxa" w:w="1728"/>
           </w:tcPr>
-          <w:p/>
+          <w:p>
+            <w:r/>
+          </w:p>
         </w:tc>
-        <w:tc>
-          <w:tcPr>
-            <w:tcW w:type="dxa" w:w="1728"/>
-          </w:tcPr>
-          <w:p/>
-        </w:tc>
-      </w:tr>
-      <w:tr>
         <w:tc>
           <w:tcPr>
             <w:tcW w:type="dxa" w:w="1728"/>
           </w:tcPr>
           <w:p>
             <w:r>
-              <w:t>Solution Architect</w:t>
+              <w:t>______________</w:t>
             </w:r>
           </w:p>
-        </w:tc>
-        <w:tc>
-          <w:tcPr>
-            <w:tcW w:type="dxa" w:w="1728"/>
-          </w:tcPr>
-          <w:p/>
-        </w:tc>
-        <w:tc>
-          <w:tcPr>
-            <w:tcW w:type="dxa" w:w="1728"/>
-          </w:tcPr>
-          <w:p/>
-        </w:tc>
-        <w:tc>
-          <w:tcPr>
-            <w:tcW w:type="dxa" w:w="1728"/>
-          </w:tcPr>
-          <w:p/>
-        </w:tc>
-        <w:tc>
-          <w:tcPr>
-            <w:tcW w:type="dxa" w:w="1728"/>
-          </w:tcPr>
-          <w:p/>
-        </w:tc>
-      </w:tr>
-      <w:tr>
-        <w:tc>
-          <w:tcPr>
-            <w:tcW w:type="dxa" w:w="1728"/>
-          </w:tcPr>
-          <w:p>
-            <w:r>
-              <w:t>Business Owner / Department Head</w:t>
-            </w:r>
-          </w:p>
-        </w:tc>
-        <w:tc>
-          <w:tcPr>
-            <w:tcW w:type="dxa" w:w="1728"/>
-          </w:tcPr>
-          <w:p/>
-        </w:tc>
-        <w:tc>
-          <w:tcPr>
-            <w:tcW w:type="dxa" w:w="1728"/>
-          </w:tcPr>
-          <w:p/>
-        </w:tc>
-        <w:tc>
-          <w:tcPr>
-            <w:tcW w:type="dxa" w:w="1728"/>
-          </w:tcPr>
-          <w:p/>
-        </w:tc>
-        <w:tc>
-          <w:tcPr>
-            <w:tcW w:type="dxa" w:w="1728"/>
-          </w:tcPr>
-          <w:p/>
         </w:tc>
       </w:tr>
     </w:tbl>
@@ -549,7 +661,7 @@
           <w:i/>
           <w:sz w:val="16"/>
         </w:rPr>
-        <w:t>Approval is recorded by the named person only. AI-drafted documents remain DRAFT until then.</w:t>
+        <w:t>Sign-off is recorded by the named person only. AI-drafted documents remain Draft until then.</w:t>
       </w:r>
     </w:p>
     <w:p>
@@ -584,7 +696,7 @@
       <w:rPr>
         <w:sz w:val="16"/>
       </w:rPr>
-      <w:t>CONFIDENTIAL: SKMCH internal use only  |  Status: {{STATUS}}</w:t>
+      <w:t>Software Requirements Specification | MIS\REQM\DOC-SRS | Version 1.3  |  Status: {{STATUS}}</w:t>
     </w:r>
   </w:p>
 </w:ftr>
@@ -600,7 +712,7 @@
       <w:rPr>
         <w:sz w:val="16"/>
       </w:rPr>
-      <w:t>Shaukat Khanum Memorial Cancer Hospital &amp; Research Centre  |  Software Requirements Specification  |  {{DOC_ID}}  v{{VERSION}}</w:t>
+      <w:t>Shaukat Khanum Memorial Cancer Hospital &amp; Research Centre  |  {{DOC_ID}}  |  {{TITLE}}</w:t>
     </w:r>
   </w:p>
 </w:hdr>
